--- a/chapter-01/autonomous_cybersecurity_chapter01_RC3.docx
+++ b/chapter-01/autonomous_cybersecurity_chapter01_RC3.docx
@@ -289,25 +289,7 @@
                       <w:szCs w:val="24"/>
                       <w:lang w:val="en-US"/>
                     </w:rPr>
-                    <m:t>π</m:t>
-                  </m:r>
-                  <m:r>
-                    <w:rPr>
-                      <w:rFonts w:ascii="Cambria Math" w:hAnsi="Cambria Math"/>
-                      <w:sz w:val="24"/>
-                      <w:szCs w:val="24"/>
-                      <w:lang w:val="en-US"/>
-                    </w:rPr>
-                    <m:t>∈</m:t>
-                  </m:r>
-                  <m:r>
-                    <w:rPr>
-                      <w:rFonts w:ascii="Cambria Math" w:hAnsi="Cambria Math"/>
-                      <w:sz w:val="24"/>
-                      <w:szCs w:val="24"/>
-                      <w:lang w:val="en-US"/>
-                    </w:rPr>
-                    <m:t>Π</m:t>
+                    <m:t>π∈Π</m:t>
                   </m:r>
                 </m:lim>
               </m:limLow>
@@ -367,25 +349,7 @@
                           <w:szCs w:val="24"/>
                           <w:lang w:val="en-US"/>
                         </w:rPr>
-                        <m:t>s</m:t>
-                      </m:r>
-                      <m:r>
-                        <w:rPr>
-                          <w:rFonts w:ascii="Cambria Math" w:hAnsi="Cambria Math"/>
-                          <w:sz w:val="24"/>
-                          <w:szCs w:val="24"/>
-                          <w:lang w:val="en-US"/>
-                        </w:rPr>
-                        <m:t>,</m:t>
-                      </m:r>
-                      <m:r>
-                        <w:rPr>
-                          <w:rFonts w:ascii="Cambria Math" w:hAnsi="Cambria Math"/>
-                          <w:sz w:val="24"/>
-                          <w:szCs w:val="24"/>
-                          <w:lang w:val="en-US"/>
-                        </w:rPr>
-                        <m:t>a</m:t>
+                        <m:t>s,a</m:t>
                       </m:r>
                     </m:e>
                   </m:d>
@@ -414,7 +378,7 @@
               <w:szCs w:val="24"/>
               <w:lang w:val="en-US"/>
             </w:rPr>
-            <m:t>O</m:t>
+            <m:t>O(</m:t>
           </m:r>
           <m:r>
             <w:rPr>
@@ -423,25 +387,7 @@
               <w:szCs w:val="24"/>
               <w:lang w:val="en-US"/>
             </w:rPr>
-            <m:t>(</m:t>
-          </m:r>
-          <m:r>
-            <w:rPr>
-              <w:rFonts w:ascii="Cambria Math" w:hAnsi="Cambria Math"/>
-              <w:sz w:val="24"/>
-              <w:szCs w:val="24"/>
-              <w:lang w:val="en-US"/>
-            </w:rPr>
-            <m:t>s</m:t>
-          </m:r>
-          <m:r>
-            <w:rPr>
-              <w:rFonts w:ascii="Cambria Math" w:hAnsi="Cambria Math"/>
-              <w:sz w:val="24"/>
-              <w:szCs w:val="24"/>
-              <w:lang w:val="en-US"/>
-            </w:rPr>
-            <m:t>)</m:t>
+            <m:t>s)</m:t>
           </m:r>
           <m:r>
             <m:rPr>
@@ -485,7 +431,7 @@
               <w:szCs w:val="24"/>
               <w:lang w:val="en-US"/>
             </w:rPr>
-            <m:t>G</m:t>
+            <m:t>G(</m:t>
           </m:r>
           <m:r>
             <w:rPr>
@@ -494,25 +440,7 @@
               <w:szCs w:val="24"/>
               <w:lang w:val="en-US"/>
             </w:rPr>
-            <m:t>(</m:t>
-          </m:r>
-          <m:r>
-            <w:rPr>
-              <w:rFonts w:ascii="Cambria Math" w:hAnsi="Cambria Math"/>
-              <w:sz w:val="24"/>
-              <w:szCs w:val="24"/>
-              <w:lang w:val="en-US"/>
-            </w:rPr>
-            <m:t>a</m:t>
-          </m:r>
-          <m:r>
-            <w:rPr>
-              <w:rFonts w:ascii="Cambria Math" w:hAnsi="Cambria Math"/>
-              <w:sz w:val="24"/>
-              <w:szCs w:val="24"/>
-              <w:lang w:val="en-US"/>
-            </w:rPr>
-            <m:t>)=1</m:t>
+            <m:t>a)=1</m:t>
           </m:r>
           <m:r>
             <m:rPr>
@@ -719,7 +647,6 @@
             <w:szCs w:val="24"/>
             <w:lang w:val="en-US"/>
           </w:rPr>
-          <w:lastRenderedPageBreak/>
           <m:t>G(</m:t>
         </m:r>
         <m:r>
@@ -1131,16 +1058,7 @@
                   <w:szCs w:val="24"/>
                   <w:lang w:val="en-US"/>
                 </w:rPr>
-                <m:t>t</m:t>
-              </m:r>
-              <m:r>
-                <w:rPr>
-                  <w:rFonts w:ascii="Cambria Math" w:hAnsi="Cambria Math"/>
-                  <w:sz w:val="24"/>
-                  <w:szCs w:val="24"/>
-                  <w:lang w:val="en-US"/>
-                </w:rPr>
-                <m:t>+1</m:t>
+                <m:t>t+1</m:t>
               </m:r>
             </m:sub>
           </m:sSub>
@@ -1151,25 +1069,7 @@
               <w:szCs w:val="24"/>
               <w:lang w:val="en-US"/>
             </w:rPr>
-            <m:t>=</m:t>
-          </m:r>
-          <m:r>
-            <w:rPr>
-              <w:rFonts w:ascii="Cambria Math" w:hAnsi="Cambria Math"/>
-              <w:sz w:val="24"/>
-              <w:szCs w:val="24"/>
-              <w:lang w:val="en-US"/>
-            </w:rPr>
-            <m:t>f</m:t>
-          </m:r>
-          <m:r>
-            <w:rPr>
-              <w:rFonts w:ascii="Cambria Math" w:hAnsi="Cambria Math"/>
-              <w:sz w:val="24"/>
-              <w:szCs w:val="24"/>
-              <w:lang w:val="en-US"/>
-            </w:rPr>
-            <m:t>(</m:t>
+            <m:t>=f(</m:t>
           </m:r>
           <m:sSub>
             <m:sSubPr>
@@ -1341,25 +1241,7 @@
               <w:szCs w:val="24"/>
               <w:lang w:val="en-US"/>
             </w:rPr>
-            <m:t>=</m:t>
-          </m:r>
-          <m:r>
-            <w:rPr>
-              <w:rFonts w:ascii="Cambria Math" w:hAnsi="Cambria Math"/>
-              <w:sz w:val="24"/>
-              <w:szCs w:val="24"/>
-              <w:lang w:val="en-US"/>
-            </w:rPr>
-            <m:t>π</m:t>
-          </m:r>
-          <m:r>
-            <w:rPr>
-              <w:rFonts w:ascii="Cambria Math" w:hAnsi="Cambria Math"/>
-              <w:sz w:val="24"/>
-              <w:szCs w:val="24"/>
-              <w:lang w:val="en-US"/>
-            </w:rPr>
-            <m:t>(</m:t>
+            <m:t>=π(</m:t>
           </m:r>
           <m:sSub>
             <m:sSubPr>
@@ -1505,16 +1387,7 @@
                       <w:szCs w:val="24"/>
                       <w:lang w:val="en-US"/>
                     </w:rPr>
-                    <m:t>t</m:t>
-                  </m:r>
-                  <m:r>
-                    <w:rPr>
-                      <w:rFonts w:ascii="Cambria Math" w:hAnsi="Cambria Math"/>
-                      <w:sz w:val="24"/>
-                      <w:szCs w:val="24"/>
-                      <w:lang w:val="en-US"/>
-                    </w:rPr>
-                    <m:t>+1</m:t>
+                    <m:t>t+1</m:t>
                   </m:r>
                 </m:sub>
               </m:sSub>
@@ -1933,35 +1806,7 @@
               <w:rFonts w:ascii="Cambria Math" w:hAnsi="Cambria Math"/>
               <w:lang w:val="en-US"/>
             </w:rPr>
-            <m:t>(</m:t>
-          </m:r>
-          <m:r>
-            <w:rPr>
-              <w:rFonts w:ascii="Cambria Math" w:hAnsi="Cambria Math"/>
-              <w:lang w:val="en-US"/>
-            </w:rPr>
-            <m:t>s</m:t>
-          </m:r>
-          <m:r>
-            <w:rPr>
-              <w:rFonts w:ascii="Cambria Math" w:hAnsi="Cambria Math"/>
-              <w:lang w:val="en-US"/>
-            </w:rPr>
-            <m:t>)=</m:t>
-          </m:r>
-          <m:r>
-            <w:rPr>
-              <w:rFonts w:ascii="Cambria Math" w:hAnsi="Cambria Math"/>
-              <w:lang w:val="en-US"/>
-            </w:rPr>
-            <m:t>P</m:t>
-          </m:r>
-          <m:r>
-            <w:rPr>
-              <w:rFonts w:ascii="Cambria Math" w:hAnsi="Cambria Math"/>
-              <w:lang w:val="en-US"/>
-            </w:rPr>
-            <m:t>(</m:t>
+            <m:t>(s)=P(</m:t>
           </m:r>
           <m:sSub>
             <m:sSubPr>
@@ -1996,21 +1841,7 @@
               <w:rFonts w:ascii="Cambria Math" w:hAnsi="Cambria Math"/>
               <w:lang w:val="en-US"/>
             </w:rPr>
-            <m:t>=</m:t>
-          </m:r>
-          <m:r>
-            <w:rPr>
-              <w:rFonts w:ascii="Cambria Math" w:hAnsi="Cambria Math"/>
-              <w:lang w:val="en-US"/>
-            </w:rPr>
-            <m:t>s</m:t>
-          </m:r>
-          <m:r>
-            <w:rPr>
-              <w:rFonts w:ascii="Cambria Math" w:hAnsi="Cambria Math"/>
-              <w:lang w:val="en-US"/>
-            </w:rPr>
-            <m:t>∣</m:t>
+            <m:t>=s∣</m:t>
           </m:r>
           <m:sSub>
             <m:sSubPr>
@@ -2036,14 +1867,7 @@
                   <w:rFonts w:ascii="Cambria Math" w:hAnsi="Cambria Math"/>
                   <w:lang w:val="en-US"/>
                 </w:rPr>
-                <m:t>1:</m:t>
-              </m:r>
-              <m:r>
-                <w:rPr>
-                  <w:rFonts w:ascii="Cambria Math" w:hAnsi="Cambria Math"/>
-                  <w:lang w:val="en-US"/>
-                </w:rPr>
-                <m:t>t</m:t>
+                <m:t>1:t</m:t>
               </m:r>
             </m:sub>
           </m:sSub>
@@ -2078,21 +1902,7 @@
                   <w:rFonts w:ascii="Cambria Math" w:hAnsi="Cambria Math"/>
                   <w:lang w:val="en-US"/>
                 </w:rPr>
-                <m:t>1:</m:t>
-              </m:r>
-              <m:r>
-                <w:rPr>
-                  <w:rFonts w:ascii="Cambria Math" w:hAnsi="Cambria Math"/>
-                  <w:lang w:val="en-US"/>
-                </w:rPr>
-                <m:t>t</m:t>
-              </m:r>
-              <m:r>
-                <w:rPr>
-                  <w:rFonts w:ascii="Cambria Math" w:hAnsi="Cambria Math"/>
-                  <w:lang w:val="en-US"/>
-                </w:rPr>
-                <m:t>-1</m:t>
+                <m:t>1:t-1</m:t>
               </m:r>
             </m:sub>
           </m:sSub>
@@ -2174,21 +1984,7 @@
             <w:rFonts w:ascii="Cambria Math" w:hAnsi="Cambria Math"/>
             <w:lang w:val="en-US"/>
           </w:rPr>
-          <m:t>(</m:t>
-        </m:r>
-        <m:r>
-          <w:rPr>
-            <w:rFonts w:ascii="Cambria Math" w:hAnsi="Cambria Math"/>
-            <w:lang w:val="en-US"/>
-          </w:rPr>
-          <m:t>s</m:t>
-        </m:r>
-        <m:r>
-          <w:rPr>
-            <w:rFonts w:ascii="Cambria Math" w:hAnsi="Cambria Math"/>
-            <w:lang w:val="en-US"/>
-          </w:rPr>
-          <m:t>)</m:t>
+          <m:t>(s)</m:t>
         </m:r>
       </m:oMath>
       <w:r>
@@ -2255,14 +2051,7 @@
                 <w:rFonts w:ascii="Cambria Math" w:hAnsi="Cambria Math"/>
                 <w:lang w:val="en-US"/>
               </w:rPr>
-              <m:t>1:</m:t>
-            </m:r>
-            <m:r>
-              <w:rPr>
-                <w:rFonts w:ascii="Cambria Math" w:hAnsi="Cambria Math"/>
-                <w:lang w:val="en-US"/>
-              </w:rPr>
-              <m:t>t</m:t>
+              <m:t>1:t</m:t>
             </m:r>
           </m:sub>
         </m:sSub>
@@ -2331,21 +2120,7 @@
                 <w:rFonts w:ascii="Cambria Math" w:hAnsi="Cambria Math"/>
                 <w:lang w:val="en-US"/>
               </w:rPr>
-              <m:t>1:</m:t>
-            </m:r>
-            <m:r>
-              <w:rPr>
-                <w:rFonts w:ascii="Cambria Math" w:hAnsi="Cambria Math"/>
-                <w:lang w:val="en-US"/>
-              </w:rPr>
-              <m:t>t</m:t>
-            </m:r>
-            <m:r>
-              <w:rPr>
-                <w:rFonts w:ascii="Cambria Math" w:hAnsi="Cambria Math"/>
-                <w:lang w:val="en-US"/>
-              </w:rPr>
-              <m:t>-1</m:t>
+              <m:t>1:t-1</m:t>
             </m:r>
           </m:sub>
         </m:sSub>
@@ -2410,14 +2185,7 @@
                   <w:rFonts w:ascii="Cambria Math" w:hAnsi="Cambria Math"/>
                   <w:lang w:val="en-US"/>
                 </w:rPr>
-                <m:t>t</m:t>
-              </m:r>
-              <m:r>
-                <w:rPr>
-                  <w:rFonts w:ascii="Cambria Math" w:hAnsi="Cambria Math"/>
-                  <w:lang w:val="en-US"/>
-                </w:rPr>
-                <m:t>+1</m:t>
+                <m:t>t+1</m:t>
               </m:r>
             </m:sub>
           </m:sSub>
@@ -2464,21 +2232,7 @@
               <w:rFonts w:ascii="Cambria Math" w:hAnsi="Cambria Math"/>
               <w:lang w:val="en-US"/>
             </w:rPr>
-            <m:t>)∝</m:t>
-          </m:r>
-          <m:r>
-            <w:rPr>
-              <w:rFonts w:ascii="Cambria Math" w:hAnsi="Cambria Math"/>
-              <w:lang w:val="en-US"/>
-            </w:rPr>
-            <m:t>P</m:t>
-          </m:r>
-          <m:r>
-            <w:rPr>
-              <w:rFonts w:ascii="Cambria Math" w:hAnsi="Cambria Math"/>
-              <w:lang w:val="en-US"/>
-            </w:rPr>
-            <m:t>(</m:t>
+            <m:t>)∝P(</m:t>
           </m:r>
           <m:sSub>
             <m:sSubPr>
@@ -2504,14 +2258,7 @@
                   <w:rFonts w:ascii="Cambria Math" w:hAnsi="Cambria Math"/>
                   <w:lang w:val="en-US"/>
                 </w:rPr>
-                <m:t>t</m:t>
-              </m:r>
-              <m:r>
-                <w:rPr>
-                  <w:rFonts w:ascii="Cambria Math" w:hAnsi="Cambria Math"/>
-                  <w:lang w:val="en-US"/>
-                </w:rPr>
-                <m:t>+1</m:t>
+                <m:t>t+1</m:t>
               </m:r>
             </m:sub>
           </m:sSub>
@@ -2589,14 +2336,7 @@
                   <w:rFonts w:ascii="Cambria Math" w:hAnsi="Cambria Math"/>
                   <w:lang w:val="en-US"/>
                 </w:rPr>
-                <m:t>P</m:t>
-              </m:r>
-              <m:r>
-                <w:rPr>
-                  <w:rFonts w:ascii="Cambria Math" w:hAnsi="Cambria Math"/>
-                  <w:lang w:val="en-US"/>
-                </w:rPr>
-                <m:t>(</m:t>
+                <m:t>P(</m:t>
               </m:r>
             </m:e>
           </m:nary>
@@ -2636,21 +2376,7 @@
               <w:rFonts w:ascii="Cambria Math" w:hAnsi="Cambria Math"/>
               <w:lang w:val="en-US"/>
             </w:rPr>
-            <m:t>∣</m:t>
-          </m:r>
-          <m:r>
-            <w:rPr>
-              <w:rFonts w:ascii="Cambria Math" w:hAnsi="Cambria Math"/>
-              <w:lang w:val="en-US"/>
-            </w:rPr>
-            <m:t>s</m:t>
-          </m:r>
-          <m:r>
-            <w:rPr>
-              <w:rFonts w:ascii="Cambria Math" w:hAnsi="Cambria Math"/>
-              <w:lang w:val="en-US"/>
-            </w:rPr>
-            <m:t>,</m:t>
+            <m:t>∣s,</m:t>
           </m:r>
           <m:sSub>
             <m:sSubPr>
@@ -2720,21 +2446,7 @@
               <w:rFonts w:ascii="Cambria Math" w:hAnsi="Cambria Math"/>
               <w:lang w:val="en-US"/>
             </w:rPr>
-            <m:t>(</m:t>
-          </m:r>
-          <m:r>
-            <w:rPr>
-              <w:rFonts w:ascii="Cambria Math" w:hAnsi="Cambria Math"/>
-              <w:lang w:val="en-US"/>
-            </w:rPr>
-            <m:t>s</m:t>
-          </m:r>
-          <m:r>
-            <w:rPr>
-              <w:rFonts w:ascii="Cambria Math" w:hAnsi="Cambria Math"/>
-              <w:lang w:val="en-US"/>
-            </w:rPr>
-            <m:t>)</m:t>
+            <m:t>(s)</m:t>
           </m:r>
           <m:r>
             <m:rPr>
@@ -2861,7 +2573,6 @@
           <w:id w:val="192891853"/>
           <w:citation/>
         </w:sdtPr>
-        <w:sdtEndPr/>
         <w:sdtContent>
           <w:r>
             <w:rPr>
@@ -2910,7 +2621,6 @@
           <w:id w:val="-856734577"/>
           <w:citation/>
         </w:sdtPr>
-        <w:sdtEndPr/>
         <w:sdtContent>
           <w:r>
             <w:rPr>
@@ -2966,7 +2676,6 @@
           <w:id w:val="-2058390150"/>
           <w:citation/>
         </w:sdtPr>
-        <w:sdtEndPr/>
         <w:sdtContent>
           <w:r>
             <w:rPr>
@@ -3015,7 +2724,6 @@
           <w:id w:val="76021440"/>
           <w:citation/>
         </w:sdtPr>
-        <w:sdtEndPr/>
         <w:sdtContent>
           <w:r>
             <w:rPr>
@@ -3125,7 +2833,6 @@
           <w:id w:val="211856580"/>
           <w:citation/>
         </w:sdtPr>
-        <w:sdtEndPr/>
         <w:sdtContent>
           <w:r>
             <w:fldChar w:fldCharType="begin"/>
@@ -3189,7 +2896,6 @@
           <w:id w:val="-972909042"/>
           <w:citation/>
         </w:sdtPr>
-        <w:sdtEndPr/>
         <w:sdtContent>
           <w:r>
             <w:fldChar w:fldCharType="begin"/>
@@ -3269,7 +2975,6 @@
           <w:id w:val="210392173"/>
           <w:citation/>
         </w:sdtPr>
-        <w:sdtEndPr/>
         <w:sdtContent>
           <w:r>
             <w:fldChar w:fldCharType="begin"/>
@@ -3311,7 +3016,6 @@
           <w:id w:val="-1127391648"/>
           <w:citation/>
         </w:sdtPr>
-        <w:sdtEndPr/>
         <w:sdtContent>
           <w:r>
             <w:fldChar w:fldCharType="begin"/>
@@ -3408,7 +3112,6 @@
           <w:id w:val="2117337089"/>
           <w:citation/>
         </w:sdtPr>
-        <w:sdtEndPr/>
         <w:sdtContent>
           <w:r>
             <w:fldChar w:fldCharType="begin"/>
@@ -3454,7 +3157,6 @@
           <w:id w:val="1030771549"/>
           <w:citation/>
         </w:sdtPr>
-        <w:sdtEndPr/>
         <w:sdtContent>
           <w:r>
             <w:fldChar w:fldCharType="begin"/>
@@ -3493,7 +3195,6 @@
           <w:id w:val="-1088773984"/>
           <w:citation/>
         </w:sdtPr>
-        <w:sdtEndPr/>
         <w:sdtContent>
           <w:r>
             <w:fldChar w:fldCharType="begin"/>
@@ -3550,7 +3251,6 @@
           <w:id w:val="-544907573"/>
           <w:citation/>
         </w:sdtPr>
-        <w:sdtEndPr/>
         <w:sdtContent>
           <w:r>
             <w:fldChar w:fldCharType="begin"/>
@@ -3664,7 +3364,6 @@
           <w:id w:val="565150191"/>
           <w:citation/>
         </w:sdtPr>
-        <w:sdtEndPr/>
         <w:sdtContent>
           <w:r>
             <w:fldChar w:fldCharType="begin"/>
@@ -3737,7 +3436,7 @@
           <w:noProof/>
         </w:rPr>
         <w:drawing>
-          <wp:anchor distT="0" distB="0" distL="114300" distR="114300" simplePos="0" relativeHeight="251659264" behindDoc="0" locked="0" layoutInCell="1" allowOverlap="1" wp14:anchorId="4F539BAD" wp14:editId="4E17F3F1">
+          <wp:anchor distT="0" distB="0" distL="114300" distR="114300" simplePos="0" relativeHeight="251658240" behindDoc="0" locked="0" layoutInCell="1" allowOverlap="1" wp14:anchorId="4F539BAD" wp14:editId="4E17F3F1">
             <wp:simplePos x="0" y="0"/>
             <wp:positionH relativeFrom="column">
               <wp:align>center</wp:align>
@@ -3906,7 +3605,6 @@
           <w:id w:val="-72825404"/>
           <w:citation/>
         </w:sdtPr>
-        <w:sdtEndPr/>
         <w:sdtContent>
           <w:r>
             <w:fldChar w:fldCharType="begin"/>
@@ -3988,7 +3686,6 @@
           <w:id w:val="2077087331"/>
           <w:citation/>
         </w:sdtPr>
-        <w:sdtEndPr/>
         <w:sdtContent>
           <w:r>
             <w:fldChar w:fldCharType="begin"/>
@@ -4046,7 +3743,6 @@
           <w:id w:val="474188069"/>
           <w:citation/>
         </w:sdtPr>
-        <w:sdtEndPr/>
         <w:sdtContent>
           <w:r>
             <w:fldChar w:fldCharType="begin"/>
@@ -4087,7 +3783,6 @@
           <w:id w:val="-1531645377"/>
           <w:citation/>
         </w:sdtPr>
-        <w:sdtEndPr/>
         <w:sdtContent>
           <w:r>
             <w:fldChar w:fldCharType="begin"/>
@@ -4156,7 +3851,6 @@
           <w:id w:val="835198409"/>
           <w:citation/>
         </w:sdtPr>
-        <w:sdtEndPr/>
         <w:sdtContent>
           <w:r>
             <w:fldChar w:fldCharType="begin"/>
@@ -4192,7 +3886,6 @@
           <w:id w:val="-1512520608"/>
           <w:citation/>
         </w:sdtPr>
-        <w:sdtEndPr/>
         <w:sdtContent>
           <w:r>
             <w:fldChar w:fldCharType="begin"/>
@@ -4764,7 +4457,6 @@
           <w:id w:val="326482305"/>
           <w:citation/>
         </w:sdtPr>
-        <w:sdtEndPr/>
         <w:sdtContent>
           <w:r>
             <w:fldChar w:fldCharType="begin"/>
@@ -4912,7 +4604,7 @@
           <w:noProof/>
         </w:rPr>
         <w:drawing>
-          <wp:anchor distT="0" distB="0" distL="114300" distR="114300" simplePos="0" relativeHeight="251661312" behindDoc="0" locked="0" layoutInCell="1" allowOverlap="0" wp14:anchorId="35D489F1" wp14:editId="4AD7A669">
+          <wp:anchor distT="0" distB="0" distL="114300" distR="114300" simplePos="0" relativeHeight="251658241" behindDoc="0" locked="0" layoutInCell="1" allowOverlap="0" wp14:anchorId="35D489F1" wp14:editId="4AD7A669">
             <wp:simplePos x="0" y="0"/>
             <wp:positionH relativeFrom="column">
               <wp:posOffset>6350</wp:posOffset>
@@ -5124,7 +4816,6 @@
           <w:id w:val="250707730"/>
           <w:citation/>
         </w:sdtPr>
-        <w:sdtEndPr/>
         <w:sdtContent>
           <w:r>
             <w:fldChar w:fldCharType="begin"/>
@@ -5249,7 +4940,6 @@
           <w:id w:val="1555808441"/>
           <w:citation/>
         </w:sdtPr>
-        <w:sdtEndPr/>
         <w:sdtContent>
           <w:r>
             <w:fldChar w:fldCharType="begin"/>
@@ -5550,7 +5240,6 @@
           <w:id w:val="376431950"/>
           <w:citation/>
         </w:sdtPr>
-        <w:sdtEndPr/>
         <w:sdtContent>
           <w:r>
             <w:fldChar w:fldCharType="begin"/>
@@ -5807,7 +5496,6 @@
           <w:id w:val="38873052"/>
           <w:citation/>
         </w:sdtPr>
-        <w:sdtEndPr/>
         <w:sdtContent>
           <w:r>
             <w:fldChar w:fldCharType="begin"/>
@@ -5923,7 +5611,6 @@
           <w:id w:val="-1651126236"/>
           <w:citation/>
         </w:sdtPr>
-        <w:sdtEndPr/>
         <w:sdtContent>
           <w:r>
             <w:fldChar w:fldCharType="begin"/>
@@ -6087,7 +5774,6 @@
           <w:id w:val="-1061083859"/>
           <w:citation/>
         </w:sdtPr>
-        <w:sdtEndPr/>
         <w:sdtContent>
           <w:r>
             <w:fldChar w:fldCharType="begin"/>
@@ -6170,7 +5856,6 @@
           <w:id w:val="1829865542"/>
           <w:citation/>
         </w:sdtPr>
-        <w:sdtEndPr/>
         <w:sdtContent>
           <w:r>
             <w:fldChar w:fldCharType="begin"/>
@@ -6349,7 +6034,6 @@
           <w:id w:val="434869402"/>
           <w:citation/>
         </w:sdtPr>
-        <w:sdtEndPr/>
         <w:sdtContent>
           <w:r>
             <w:fldChar w:fldCharType="begin"/>
@@ -6441,7 +6125,6 @@
           <w:id w:val="-822727611"/>
           <w:citation/>
         </w:sdtPr>
-        <w:sdtEndPr/>
         <w:sdtContent>
           <w:r>
             <w:fldChar w:fldCharType="begin"/>
@@ -6511,7 +6194,6 @@
           <w:id w:val="-505595921"/>
           <w:citation/>
         </w:sdtPr>
-        <w:sdtEndPr/>
         <w:sdtContent>
           <w:r>
             <w:fldChar w:fldCharType="begin"/>
@@ -6598,7 +6280,6 @@
           <w:id w:val="1765568920"/>
           <w:citation/>
         </w:sdtPr>
-        <w:sdtEndPr/>
         <w:sdtContent>
           <w:r>
             <w:fldChar w:fldCharType="begin"/>
@@ -6712,7 +6393,6 @@
           <w:id w:val="-2069790551"/>
           <w:citation/>
         </w:sdtPr>
-        <w:sdtEndPr/>
         <w:sdtContent>
           <w:r>
             <w:fldChar w:fldCharType="begin"/>
@@ -6775,7 +6455,6 @@
           <w:id w:val="-2035498034"/>
           <w:citation/>
         </w:sdtPr>
-        <w:sdtEndPr/>
         <w:sdtContent>
           <w:r>
             <w:fldChar w:fldCharType="begin"/>
@@ -6945,7 +6624,6 @@
           <w:id w:val="-1490707932"/>
           <w:citation/>
         </w:sdtPr>
-        <w:sdtEndPr/>
         <w:sdtContent>
           <w:r>
             <w:fldChar w:fldCharType="begin"/>
@@ -7019,7 +6697,6 @@
           <w:id w:val="494533953"/>
           <w:citation/>
         </w:sdtPr>
-        <w:sdtEndPr/>
         <w:sdtContent>
           <w:r>
             <w:fldChar w:fldCharType="begin"/>
@@ -7145,7 +6822,6 @@
           <w:id w:val="-38899374"/>
           <w:citation/>
         </w:sdtPr>
-        <w:sdtEndPr/>
         <w:sdtContent>
           <w:r>
             <w:fldChar w:fldCharType="begin"/>
@@ -7322,7 +6998,6 @@
           <w:id w:val="445815715"/>
           <w:citation/>
         </w:sdtPr>
-        <w:sdtEndPr/>
         <w:sdtContent>
           <w:r>
             <w:fldChar w:fldCharType="begin"/>
@@ -7400,7 +7075,6 @@
           <w:id w:val="-5437898"/>
           <w:citation/>
         </w:sdtPr>
-        <w:sdtEndPr/>
         <w:sdtContent>
           <w:r>
             <w:fldChar w:fldCharType="begin"/>
@@ -7478,7 +7152,6 @@
           <w:id w:val="160816046"/>
           <w:citation/>
         </w:sdtPr>
-        <w:sdtEndPr/>
         <w:sdtContent>
           <w:r>
             <w:fldChar w:fldCharType="begin"/>
@@ -7550,7 +7223,6 @@
           <w:id w:val="-1849558004"/>
           <w:citation/>
         </w:sdtPr>
-        <w:sdtEndPr/>
         <w:sdtContent>
           <w:r>
             <w:fldChar w:fldCharType="begin"/>
@@ -7653,7 +7325,6 @@
           <w:docPartUnique/>
         </w:docPartObj>
       </w:sdtPr>
-      <w:sdtEndPr/>
       <w:sdtContent>
         <w:p>
           <w:pPr>
@@ -7668,7 +7339,6 @@
             <w:id w:val="-573587230"/>
             <w:bibliography/>
           </w:sdtPr>
-          <w:sdtEndPr/>
           <w:sdtContent>
             <w:p>
               <w:pPr>
